--- a/Acupoints.genes/output/针灸穴位-基因关联数据库构建及数据挖掘分析_投稿稿_含图.docx
+++ b/Acupoints.genes/output/针灸穴位-基因关联数据库构建及数据挖掘分析_投稿稿_含图.docx
@@ -376,7 +376,7 @@
       <w:r>
         <w:drawing>
           <wp:inline xmlns:a="http://schemas.openxmlformats.org/drawingml/2006/main" xmlns:pic="http://schemas.openxmlformats.org/drawingml/2006/picture">
-            <wp:extent cx="5400000" cy="2293381"/>
+            <wp:extent cx="5400000" cy="2283022"/>
             <wp:docPr id="6" name="Picture 6"/>
             <wp:cNvGraphicFramePr>
               <a:graphicFrameLocks noChangeAspect="1"/>
@@ -397,7 +397,7 @@
                   <pic:spPr>
                     <a:xfrm>
                       <a:off x="0" y="0"/>
-                      <a:ext cx="5400000" cy="2293381"/>
+                      <a:ext cx="5400000" cy="2283022"/>
                     </a:xfrm>
                     <a:prstGeom prst="rect"/>
                   </pic:spPr>
@@ -457,7 +457,7 @@
       <w:r>
         <w:drawing>
           <wp:inline xmlns:a="http://schemas.openxmlformats.org/drawingml/2006/main" xmlns:pic="http://schemas.openxmlformats.org/drawingml/2006/picture">
-            <wp:extent cx="4320000" cy="2573958"/>
+            <wp:extent cx="4320000" cy="2564364"/>
             <wp:docPr id="5" name="Picture 5"/>
             <wp:cNvGraphicFramePr>
               <a:graphicFrameLocks noChangeAspect="1"/>
@@ -478,7 +478,7 @@
                   <pic:spPr>
                     <a:xfrm>
                       <a:off x="0" y="0"/>
-                      <a:ext cx="4320000" cy="2573958"/>
+                      <a:ext cx="4320000" cy="2564364"/>
                     </a:xfrm>
                     <a:prstGeom prst="rect"/>
                   </pic:spPr>
@@ -538,7 +538,7 @@
       <w:r>
         <w:drawing>
           <wp:inline xmlns:a="http://schemas.openxmlformats.org/drawingml/2006/main" xmlns:pic="http://schemas.openxmlformats.org/drawingml/2006/picture">
-            <wp:extent cx="4320000" cy="2573091"/>
+            <wp:extent cx="4320000" cy="2566092"/>
             <wp:docPr id="4" name="Picture 4"/>
             <wp:cNvGraphicFramePr>
               <a:graphicFrameLocks noChangeAspect="1"/>
@@ -559,7 +559,7 @@
                   <pic:spPr>
                     <a:xfrm>
                       <a:off x="0" y="0"/>
-                      <a:ext cx="4320000" cy="2573091"/>
+                      <a:ext cx="4320000" cy="2566092"/>
                     </a:xfrm>
                     <a:prstGeom prst="rect"/>
                   </pic:spPr>
@@ -648,7 +648,7 @@
       <w:r>
         <w:drawing>
           <wp:inline xmlns:a="http://schemas.openxmlformats.org/drawingml/2006/main" xmlns:pic="http://schemas.openxmlformats.org/drawingml/2006/picture">
-            <wp:extent cx="5400000" cy="3846043"/>
+            <wp:extent cx="5400000" cy="3843453"/>
             <wp:docPr id="3" name="Picture 3"/>
             <wp:cNvGraphicFramePr>
               <a:graphicFrameLocks noChangeAspect="1"/>
@@ -669,7 +669,7 @@
                   <pic:spPr>
                     <a:xfrm>
                       <a:off x="0" y="0"/>
-                      <a:ext cx="5400000" cy="3846043"/>
+                      <a:ext cx="5400000" cy="3843453"/>
                     </a:xfrm>
                     <a:prstGeom prst="rect"/>
                   </pic:spPr>
